--- a/flowdiagramapp/docs/TT_Seguimiento/FORMATO DE SEGUIMIENTO DE TRABAJO TERMINAL_26_2.docx
+++ b/flowdiagramapp/docs/TT_Seguimiento/FORMATO DE SEGUIMIENTO DE TRABAJO TERMINAL_26_2.docx
@@ -65,7 +65,19 @@
               <w:rPr>
                 <w:rFonts w:asciiTheme="minorHAnsi" w:hAnsiTheme="minorHAnsi"/>
               </w:rPr>
-              <w:t xml:space="preserve"> 7CM1</w:t>
+              <w:t xml:space="preserve"> </w:t>
+            </w:r>
+            <w:r>
+              <w:rPr>
+                <w:rFonts w:asciiTheme="minorHAnsi" w:hAnsiTheme="minorHAnsi"/>
+              </w:rPr>
+              <w:t>8</w:t>
+            </w:r>
+            <w:r>
+              <w:rPr>
+                <w:rFonts w:asciiTheme="minorHAnsi" w:hAnsiTheme="minorHAnsi"/>
+              </w:rPr>
+              <w:t>CM1</w:t>
             </w:r>
           </w:p>
         </w:tc>
@@ -161,8 +173,10 @@
             <w:r>
               <w:rPr>
                 <w:rFonts w:asciiTheme="minorHAnsi" w:hAnsiTheme="minorHAnsi"/>
-              </w:rPr>
-              <w:t>EDMUNDO RENÉ DURÁN CAMARILLO</w:t>
+                <w:b/>
+                <w:bCs/>
+              </w:rPr>
+              <w:t>EDGARDO ADRIÁN FRANCO MARTÍNEZ</w:t>
             </w:r>
           </w:p>
         </w:tc>
@@ -233,7 +247,13 @@
               <w:rPr>
                 <w:rFonts w:asciiTheme="minorHAnsi" w:hAnsiTheme="minorHAnsi"/>
               </w:rPr>
-              <w:t xml:space="preserve"> 3202</w:t>
+              <w:t xml:space="preserve"> </w:t>
+            </w:r>
+            <w:r>
+              <w:rPr>
+                <w:rFonts w:asciiTheme="minorHAnsi" w:hAnsiTheme="minorHAnsi"/>
+              </w:rPr>
+              <w:t>1209</w:t>
             </w:r>
           </w:p>
         </w:tc>
@@ -323,19 +343,11 @@
               </w:rPr>
               <w:t xml:space="preserve"> </w:t>
             </w:r>
-            <w:proofErr w:type="spellStart"/>
-            <w:r>
-              <w:rPr>
-                <w:rFonts w:asciiTheme="minorHAnsi" w:hAnsiTheme="minorHAnsi"/>
-              </w:rPr>
-              <w:t>FlowCode</w:t>
-            </w:r>
-            <w:proofErr w:type="spellEnd"/>
-            <w:r>
-              <w:rPr>
-                <w:rFonts w:asciiTheme="minorHAnsi" w:hAnsiTheme="minorHAnsi"/>
-              </w:rPr>
-              <w:t>: Compilador de Diagramas de Flujo a Código C para Dispositivos Móviles</w:t>
+            <w:r>
+              <w:rPr>
+                <w:rFonts w:asciiTheme="minorHAnsi" w:hAnsiTheme="minorHAnsi"/>
+              </w:rPr>
+              <w:t>FlowCode: Compilador de Diagramas de Flujo a Código C para Dispositivos Móviles</w:t>
             </w:r>
           </w:p>
         </w:tc>
@@ -393,7 +405,6 @@
                 <w:lang w:val="es-ES"/>
               </w:rPr>
             </w:pPr>
-            <w:proofErr w:type="spellStart"/>
             <w:r>
               <w:rPr>
                 <w:rFonts w:asciiTheme="minorHAnsi" w:hAnsiTheme="minorHAnsi"/>
@@ -401,17 +412,7 @@
                 <w:bCs/>
                 <w:lang w:val="es-ES"/>
               </w:rPr>
-              <w:t>Num</w:t>
-            </w:r>
-            <w:proofErr w:type="spellEnd"/>
-            <w:r>
-              <w:rPr>
-                <w:rFonts w:asciiTheme="minorHAnsi" w:hAnsiTheme="minorHAnsi"/>
-                <w:b/>
-                <w:bCs/>
-                <w:lang w:val="es-ES"/>
-              </w:rPr>
-              <w:t>.</w:t>
+              <w:t>Num.</w:t>
             </w:r>
           </w:p>
         </w:tc>
@@ -691,18 +692,14 @@
             <w:tcW w:w="1845" w:type="dxa"/>
             <w:vAlign w:val="center"/>
           </w:tcPr>
-          <w:p>
-            <w:r/>
-          </w:p>
+          <w:p/>
         </w:tc>
         <w:tc>
           <w:tcPr>
             <w:tcW w:w="1425" w:type="dxa"/>
             <w:vAlign w:val="center"/>
           </w:tcPr>
-          <w:p>
-            <w:r/>
-          </w:p>
+          <w:p/>
         </w:tc>
         <w:tc>
           <w:tcPr>
@@ -732,9 +729,7 @@
             </w:tcBorders>
             <w:vAlign w:val="center"/>
           </w:tcPr>
-          <w:p>
-            <w:r/>
-          </w:p>
+          <w:p/>
         </w:tc>
         <w:tc>
           <w:tcPr>
@@ -747,9 +742,7 @@
             </w:tcBorders>
             <w:vAlign w:val="center"/>
           </w:tcPr>
-          <w:p>
-            <w:r/>
-          </w:p>
+          <w:p/>
         </w:tc>
         <w:tc>
           <w:tcPr>
@@ -759,35 +752,27 @@
             </w:tcBorders>
             <w:vAlign w:val="center"/>
           </w:tcPr>
-          <w:p>
-            <w:r/>
-          </w:p>
+          <w:p/>
         </w:tc>
         <w:tc>
           <w:tcPr>
             <w:tcW w:w="1374" w:type="dxa"/>
             <w:vAlign w:val="center"/>
           </w:tcPr>
-          <w:p>
-            <w:r/>
-          </w:p>
+          <w:p/>
         </w:tc>
         <w:tc>
           <w:tcPr>
             <w:tcW w:w="1845" w:type="dxa"/>
           </w:tcPr>
-          <w:p>
-            <w:r/>
-          </w:p>
+          <w:p/>
         </w:tc>
         <w:tc>
           <w:tcPr>
             <w:tcW w:w="1425" w:type="dxa"/>
             <w:vAlign w:val="center"/>
           </w:tcPr>
-          <w:p>
-            <w:r/>
-          </w:p>
+          <w:p/>
         </w:tc>
         <w:tc>
           <w:tcPr>
@@ -797,9 +782,7 @@
             </w:tcBorders>
             <w:vAlign w:val="center"/>
           </w:tcPr>
-          <w:p>
-            <w:r/>
-          </w:p>
+          <w:p/>
         </w:tc>
       </w:tr>
       <w:tr>
@@ -815,9 +798,7 @@
             </w:tcBorders>
             <w:vAlign w:val="center"/>
           </w:tcPr>
-          <w:p>
-            <w:r/>
-          </w:p>
+          <w:p/>
         </w:tc>
         <w:tc>
           <w:tcPr>
@@ -830,9 +811,7 @@
             </w:tcBorders>
             <w:vAlign w:val="center"/>
           </w:tcPr>
-          <w:p>
-            <w:r/>
-          </w:p>
+          <w:p/>
         </w:tc>
         <w:tc>
           <w:tcPr>
@@ -842,35 +821,27 @@
             </w:tcBorders>
             <w:vAlign w:val="center"/>
           </w:tcPr>
-          <w:p>
-            <w:r/>
-          </w:p>
+          <w:p/>
         </w:tc>
         <w:tc>
           <w:tcPr>
             <w:tcW w:w="1374" w:type="dxa"/>
             <w:vAlign w:val="center"/>
           </w:tcPr>
-          <w:p>
-            <w:r/>
-          </w:p>
+          <w:p/>
         </w:tc>
         <w:tc>
           <w:tcPr>
             <w:tcW w:w="1845" w:type="dxa"/>
           </w:tcPr>
-          <w:p>
-            <w:r/>
-          </w:p>
+          <w:p/>
         </w:tc>
         <w:tc>
           <w:tcPr>
             <w:tcW w:w="1425" w:type="dxa"/>
             <w:vAlign w:val="center"/>
           </w:tcPr>
-          <w:p>
-            <w:r/>
-          </w:p>
+          <w:p/>
         </w:tc>
         <w:tc>
           <w:tcPr>
@@ -880,9 +851,7 @@
             </w:tcBorders>
             <w:vAlign w:val="center"/>
           </w:tcPr>
-          <w:p>
-            <w:r/>
-          </w:p>
+          <w:p/>
         </w:tc>
       </w:tr>
       <w:tr>
@@ -898,9 +867,7 @@
             </w:tcBorders>
             <w:vAlign w:val="center"/>
           </w:tcPr>
-          <w:p>
-            <w:r/>
-          </w:p>
+          <w:p/>
         </w:tc>
         <w:tc>
           <w:tcPr>
@@ -913,9 +880,7 @@
             </w:tcBorders>
             <w:vAlign w:val="center"/>
           </w:tcPr>
-          <w:p>
-            <w:r/>
-          </w:p>
+          <w:p/>
         </w:tc>
         <w:tc>
           <w:tcPr>
@@ -925,36 +890,28 @@
             </w:tcBorders>
             <w:vAlign w:val="center"/>
           </w:tcPr>
-          <w:p>
-            <w:r/>
-          </w:p>
+          <w:p/>
         </w:tc>
         <w:tc>
           <w:tcPr>
             <w:tcW w:w="1374" w:type="dxa"/>
             <w:vAlign w:val="center"/>
           </w:tcPr>
-          <w:p>
-            <w:r/>
-          </w:p>
+          <w:p/>
         </w:tc>
         <w:tc>
           <w:tcPr>
             <w:tcW w:w="1845" w:type="dxa"/>
             <w:vAlign w:val="center"/>
           </w:tcPr>
-          <w:p>
-            <w:r/>
-          </w:p>
+          <w:p/>
         </w:tc>
         <w:tc>
           <w:tcPr>
             <w:tcW w:w="1425" w:type="dxa"/>
             <w:vAlign w:val="center"/>
           </w:tcPr>
-          <w:p>
-            <w:r/>
-          </w:p>
+          <w:p/>
         </w:tc>
         <w:tc>
           <w:tcPr>
@@ -964,9 +921,7 @@
             </w:tcBorders>
             <w:vAlign w:val="center"/>
           </w:tcPr>
-          <w:p>
-            <w:r/>
-          </w:p>
+          <w:p/>
         </w:tc>
       </w:tr>
       <w:tr>
@@ -1139,8 +1094,8 @@
       </w:pPr>
     </w:p>
     <w:sectPr>
-      <w:headerReference w:type="default" r:id="rId17"/>
-      <w:footerReference w:type="default" r:id="rId18"/>
+      <w:headerReference w:type="default" r:id="rId11"/>
+      <w:footerReference w:type="default" r:id="rId12"/>
       <w:pgSz w:w="15840" w:h="12240" w:orient="landscape"/>
       <w:pgMar w:top="720" w:right="720" w:bottom="720" w:left="720" w:header="708" w:footer="708" w:gutter="0"/>
       <w:cols w:space="708"/>
@@ -1297,7 +1252,7 @@
               <v:shape id="_x0000_i1025" type="#_x0000_t75" style="width:43.2pt;height:67.8pt" fillcolor="window">
                 <v:imagedata r:id="rId1" o:title=""/>
               </v:shape>
-              <o:OLEObject Type="Embed" ProgID="PBrush" ShapeID="_x0000_i1025" DrawAspect="Content" ObjectID="_1839562462" r:id="rId2"/>
+              <o:OLEObject Type="Embed" ProgID="PBrush" ShapeID="_x0000_i1025" DrawAspect="Content" ObjectID="_1841500301" r:id="rId2"/>
             </w:object>
           </w:r>
         </w:p>
@@ -1461,10 +1416,10 @@
           </w:pPr>
           <w:r>
             <w:object w:dxaOrig="8826" w:dyaOrig="7171" w14:anchorId="001DDCC9">
-              <v:shape id="_x0000_i1026" type="#_x0000_t75" style="width:58.8pt;height:48pt">
+              <v:shape id="_x0000_i1026" type="#_x0000_t75" style="width:58.7pt;height:48.05pt">
                 <v:imagedata r:id="rId3" o:title=""/>
               </v:shape>
-              <o:OLEObject Type="Embed" ProgID="PBrush" ShapeID="_x0000_i1026" DrawAspect="Content" ObjectID="_1839562463" r:id="rId4"/>
+              <o:OLEObject Type="Embed" ProgID="PBrush" ShapeID="_x0000_i1026" DrawAspect="Content" ObjectID="_1841500302" r:id="rId4"/>
             </w:object>
           </w:r>
         </w:p>
@@ -2900,7 +2855,6 @@
   <w:style w:type="character" w:default="1" w:styleId="DefaultParagraphFont">
     <w:name w:val="Default Paragraph Font"/>
     <w:uiPriority w:val="1"/>
-    <w:semiHidden/>
     <w:unhideWhenUsed/>
   </w:style>
   <w:style w:type="table" w:default="1" w:styleId="TableNormal">
@@ -3027,114 +2981,6 @@
     </w:rPr>
   </w:style>
 </w:styles>
-</file>
-
-<file path=word/ink/ink1.xml><?xml version="1.0" encoding="utf-8"?>
-<inkml:ink xmlns:inkml="http://www.w3.org/2003/InkML">
-  <inkml:definitions>
-    <inkml:context xml:id="ctx0">
-      <inkml:inkSource xml:id="inkSrc0">
-        <inkml:traceFormat>
-          <inkml:channel name="X" type="integer" min="-2.14748E9" max="2.14748E9" units="cm"/>
-          <inkml:channel name="Y" type="integer" min="-2.14748E9" max="2.14748E9" units="cm"/>
-          <inkml:channel name="F" type="integer" max="32767" units="dev"/>
-        </inkml:traceFormat>
-        <inkml:channelProperties>
-          <inkml:channelProperty channel="X" name="resolution" value="1000" units="1/cm"/>
-          <inkml:channelProperty channel="Y" name="resolution" value="1000" units="1/cm"/>
-          <inkml:channelProperty channel="F" name="resolution" value="0" units="1/dev"/>
-        </inkml:channelProperties>
-      </inkml:inkSource>
-      <inkml:timestamp xml:id="ts0" timeString="2025-10-08T16:45:10.141"/>
-    </inkml:context>
-    <inkml:brush xml:id="br0">
-      <inkml:brushProperty name="width" value="0.025" units="cm"/>
-      <inkml:brushProperty name="height" value="0.025" units="cm"/>
-    </inkml:brush>
-  </inkml:definitions>
-  <inkml:trace contextRef="#ctx0" brushRef="#br0">136 636 24575,'71'-35'0,"215"-97"0,-231 111 0,0 2 0,2 3 0,79-13 0,-118 26 0,-12 1 0,-1 0 0,1 1 0,0 1 0,-1-1 0,0 1 0,1 0 0,0 0 0,-1 1 0,7 0 0,-12-1 0,1 0 0,-1 0 0,0 0 0,0 0 0,1 0 0,-1 1 0,0-1 0,0 0 0,1 0 0,-1 0 0,0 0 0,0 1 0,0-1 0,0 0 0,0 0 0,0 1 0,0-1 0,0 0 0,0 0 0,1 1 0,-1-1 0,0 0 0,0 0 0,0 0 0,0 0 0,0 0 0,0 1 0,0-1 0,0 0 0,0 1 0,0-1 0,0 0 0,0 0 0,0 1 0,0-1 0,-6 10 0,-13 6 0,-34 15 0,40-24 0,0 0 0,1 1 0,0 0 0,-20 18 0,31-25 0,0-1 0,0 1 0,0 0 0,0 0 0,0 0 0,1-1 0,-1 2 0,0-1 0,0 0 0,1 0 0,-1 0 0,1 0 0,0 1 0,-1-1 0,1-1 0,-1 2 0,1-1 0,0 0 0,-1 0 0,1 1 0,0-1 0,0 0 0,0 1 0,0-1 0,1 1 0,-1-2 0,0 2 0,1-1 0,-1 0 0,1 0 0,-1 0 0,0 1 0,1-1 0,-1-1 0,1 2 0,0-1 0,0 0 0,-1 0 0,1-1 0,0 1 0,0 0 0,1 1 0,3 2 0,0-2 0,-1 1 0,1 0 0,0-1 0,1 0 0,-1 0 0,0-1 0,9 3 0,51 3 0,0-1 0,110-6 0,-80-2 0,-20 2 0,128-6 0,-179 4 0,0-2 0,-1-1 0,1-1 0,-1 0 0,-1-2 0,32-15 0,-50 21 0,10-7 0,-15 7 0,-9 0 0,-30 4 0,24-1 0,-1-1 0,1-1 0,-18-2 0,28 2 0,0 0 0,1-1 0,-1 1 0,1-2 0,0 2 0,0-2 0,0 0 0,0 0 0,0 0 0,0 0 0,1-1 0,-9-7 0,4-1 0,1 1 0,0-2 0,0 1 0,1-1 0,0 0 0,2 0 0,-8-23 0,6 14 0,-2 1 0,-11-21 0,9 25 0,1 1 0,-1-1 0,-2 1 0,0 1 0,-19-18 0,27 28 0,0 1 0,-1 0 0,1 0 0,0 0 0,-1 1 0,0 0 0,0-1 0,1 2 0,-2-1 0,0 2 0,2-2 0,-2 2 0,0 0 0,1 0 0,-1 0 0,1 0 0,-1 1 0,0 0 0,-10 2 0,15-1 0,-1 0 0,0 0 0,0 0 0,1 0 0,-1 1 0,2-1 0,-2 0 0,1 1 0,0-1 0,0 2 0,0-2 0,0 1 0,0 1 0,0-2 0,1 2 0,-1-1 0,0 0 0,1 0 0,0 1 0,0-1 0,0 1 0,0 0 0,1-1 0,-1 1 0,0-1 0,0 5 0,-1 8 0,1 1 0,0-1 0,2 24 0,0-19 0,-1 3 0,-2-1 0,-7 38 0,6-30 0,1-1 0,3 60 0,0 18 0,-6-89 0,2-15 0,0-10 0,0-19 0,1 1 0,1-26 0,0-15 0,-7-172 0,5 113 0,2 135 0,0 1 0,-1-1 0,0 0 0,-1 0 0,-6 20 0,-5 13 0,4 1 0,3 1 0,1 0 0,1 71 0,5-112 0,0-1 0,0 2 0,-1-1 0,1 0 0,-1 0 0,0 0 0,0 0 0,0 0 0,-1 0 0,0 0 0,1-1 0,-5 6 0,5-7 0,-1-1 0,1 1 0,0 0 0,-1-1 0,1 0 0,-1 0 0,0 1 0,1-2 0,-1 1 0,-1 1 0,2-1 0,-1-1 0,0 1 0,0-1 0,0 1 0,0-1 0,0 1 0,0-1 0,0 0 0,0 0 0,0 0 0,0 0 0,0 0 0,-1-1 0,2 1 0,-5-1 0,4 0 0,1 1 0,-1-1 0,0 0 0,1 0 0,-1 1 0,0-1 0,1 0 0,-1 0 0,1 0 0,0 0 0,-1 0 0,1 0 0,0-1 0,0 1 0,0 0 0,-1 0 0,1-1 0,1 1 0,-1-1 0,0 0 0,0 1 0,1-1 0,-1 0 0,0 1 0,1-1 0,0 0 0,0 1 0,0-1 0,0 1 0,0-1 0,0 0 0,0 1 0,0-4 0,2-6 0,0 0 0,1 0 0,0 1 0,6-15 0,0 2 0,-2-1 0,0 0 0,-2 0 0,-1-1 0,2-39 0,-6 50 0,0-1 0,-2 1 0,0 0 0,0 0 0,-2 1 0,1-1 0,-1 0 0,-1 0 0,-11-19 0,15 31 0,-1 0 0,1 0 0,0 0 0,-1 1 0,0 0 0,1-1 0,-1 0 0,0 2 0,0-2 0,0 1 0,0 0 0,0 0 0,0 1 0,0-1 0,0 0 0,-1 0 0,1 1 0,0-1 0,-1 1 0,2 0 0,-2 0 0,1 0 0,-1 0 0,2 0 0,-2 0 0,1 1 0,0-1 0,0 1 0,-1 0 0,2 0 0,-2-1 0,1 1 0,0 0 0,0 1 0,1-1 0,-1 0 0,0 0 0,0 1 0,0-1 0,1 1 0,-2 1 0,-15 25 0,-27 53 0,-8 16 0,-45 44 0,97-138 0,-2 1 0,2-2 0,-2 1 0,2 0 0,-2 0 0,1 0 0,-1-1 0,0 1 0,0-2 0,0 2 0,1-2 0,-2 2 0,1-2 0,0 1 0,-1-1 0,1 1 0,0-2 0,-1 1 0,0 0 0,1 0 0,0 0 0,-6 0 0,5-1 0,-1 1 0,0 0 0,1 1 0,-1-1 0,0 1 0,1 0 0,0 1 0,0-1 0,1 0 0,-1 1 0,0 0 0,-6 5 0,3-1 0,6-7 0,1 0 0,0 1 0,-1-1 0,1 1 0,0-1 0,0 1 0,-1-1 0,1 0 0,-1 1 0,1-1 0,-1 0 0,0 1 0,1-1 0,-1 0 0,1 0 0,0 0 0,-1 0 0,1 0 0,-1 0 0,1 0 0,-1 0 0,0 0 0,1 0 0,-1 0 0,1 0 0,0 0 0,-1 0 0,0 0 0,0 0 0,1-1 0,-1 0 0,1 0 0,0 1 0,0-1 0,-1 0 0,1 1 0,0-1 0,0 0 0,-1 0 0,1 0 0,0 1 0,0-1 0,0 0 0,0 0 0,0 0 0,0 0 0,8-36 0,10-9 0,-9 28 0,-2-2 0,0 1 0,-1 0 0,-1-2 0,-1 1 0,0 0 0,0-27 0,-4 14 0,0 0 0,-3 1 0,-1-1 0,-9-36 0,3 29 0,-11 78 0,6-8 0,0 1 0,-2-2 0,-40 52 0,8-17 0,-105 124 0,141-172 0,-17 27 0,-9 10 0,24-35 0,2 1 0,0 1 0,-11 21 0,14-14 0,9-27 0,1 0 0,0 0 0,0 0 0,0 1 0,0-1 0,0 0 0,0 1 0,0-1 0,0 0 0,0 0 0,0 1 0,0-1 0,0 0 0,1 1 0,-1-1 0,0 0 0,0 0 0,0 1 0,0-1 0,0 0 0,0 0 0,1 0 0,-1 0 0,0 0 0,0 0 0,0 0 0,0 1 0,0-1 0,0 0 0,0 0 0,1 0 0,-1 0 0,1 1 0,14-6 0,69-43 0,-53 27 0,53-23 0,-72 39 0,1 0 0,-1 1 0,0 1 0,2 0 0,-1 0 0,-1 2 0,1 0 0,17 0 0,142 3 0,-67 13 0,-97-14 0,-1 1 0,0-1 0,1 1 0,-2 0 0,2 0 0,-1 1 0,-1 1 0,1-1 0,8 6 0,-6-6-1365,-2-1-5461</inkml:trace>
-</inkml:ink>
-</file>
-
-<file path=word/ink/ink2.xml><?xml version="1.0" encoding="utf-8"?>
-<inkml:ink xmlns:inkml="http://www.w3.org/2003/InkML">
-  <inkml:definitions>
-    <inkml:context xml:id="ctx0">
-      <inkml:inkSource xml:id="inkSrc0">
-        <inkml:traceFormat>
-          <inkml:channel name="X" type="integer" min="-2.14748E9" max="2.14748E9" units="cm"/>
-          <inkml:channel name="Y" type="integer" min="-2.14748E9" max="2.14748E9" units="cm"/>
-          <inkml:channel name="F" type="integer" max="32767" units="dev"/>
-        </inkml:traceFormat>
-        <inkml:channelProperties>
-          <inkml:channelProperty channel="X" name="resolution" value="1000" units="1/cm"/>
-          <inkml:channelProperty channel="Y" name="resolution" value="1000" units="1/cm"/>
-          <inkml:channelProperty channel="F" name="resolution" value="0" units="1/dev"/>
-        </inkml:channelProperties>
-      </inkml:inkSource>
-      <inkml:timestamp xml:id="ts0" timeString="2025-10-08T16:45:10.141"/>
-    </inkml:context>
-    <inkml:brush xml:id="br0">
-      <inkml:brushProperty name="width" value="0.025" units="cm"/>
-      <inkml:brushProperty name="height" value="0.025" units="cm"/>
-    </inkml:brush>
-  </inkml:definitions>
-  <inkml:trace contextRef="#ctx0" brushRef="#br0">136 636 24575,'71'-35'0,"215"-97"0,-231 111 0,0 2 0,2 3 0,79-13 0,-118 26 0,-12 1 0,-1 0 0,1 1 0,0 1 0,-1-1 0,0 1 0,1 0 0,0 0 0,-1 1 0,7 0 0,-12-1 0,1 0 0,-1 0 0,0 0 0,0 0 0,1 0 0,-1 1 0,0-1 0,0 0 0,1 0 0,-1 0 0,0 0 0,0 1 0,0-1 0,0 0 0,0 0 0,0 1 0,0-1 0,0 0 0,0 0 0,1 1 0,-1-1 0,0 0 0,0 0 0,0 0 0,0 0 0,0 0 0,0 1 0,0-1 0,0 0 0,0 1 0,0-1 0,0 0 0,0 0 0,0 1 0,0-1 0,-6 10 0,-13 6 0,-34 15 0,40-24 0,0 0 0,1 1 0,0 0 0,-20 18 0,31-25 0,0-1 0,0 1 0,0 0 0,0 0 0,0 0 0,1-1 0,-1 2 0,0-1 0,0 0 0,1 0 0,-1 0 0,1 0 0,0 1 0,-1-1 0,1-1 0,-1 2 0,1-1 0,0 0 0,-1 0 0,1 1 0,0-1 0,0 0 0,0 1 0,0-1 0,1 1 0,-1-2 0,0 2 0,1-1 0,-1 0 0,1 0 0,-1 0 0,0 1 0,1-1 0,-1-1 0,1 2 0,0-1 0,0 0 0,-1 0 0,1-1 0,0 1 0,0 0 0,1 1 0,3 2 0,0-2 0,-1 1 0,1 0 0,0-1 0,1 0 0,-1 0 0,0-1 0,9 3 0,51 3 0,0-1 0,110-6 0,-80-2 0,-20 2 0,128-6 0,-179 4 0,0-2 0,-1-1 0,1-1 0,-1 0 0,-1-2 0,32-15 0,-50 21 0,10-7 0,-15 7 0,-9 0 0,-30 4 0,24-1 0,-1-1 0,1-1 0,-18-2 0,28 2 0,0 0 0,1-1 0,-1 1 0,1-2 0,0 2 0,0-2 0,0 0 0,0 0 0,0 0 0,0 0 0,1-1 0,-9-7 0,4-1 0,1 1 0,0-2 0,0 1 0,1-1 0,0 0 0,2 0 0,-8-23 0,6 14 0,-2 1 0,-11-21 0,9 25 0,1 1 0,-1-1 0,-2 1 0,0 1 0,-19-18 0,27 28 0,0 1 0,-1 0 0,1 0 0,0 0 0,-1 1 0,0 0 0,0-1 0,1 2 0,-2-1 0,0 2 0,2-2 0,-2 2 0,0 0 0,1 0 0,-1 0 0,1 0 0,-1 1 0,0 0 0,-10 2 0,15-1 0,-1 0 0,0 0 0,0 0 0,1 0 0,-1 1 0,2-1 0,-2 0 0,1 1 0,0-1 0,0 2 0,0-2 0,0 1 0,0 1 0,0-2 0,1 2 0,-1-1 0,0 0 0,1 0 0,0 1 0,0-1 0,0 1 0,0 0 0,1-1 0,-1 1 0,0-1 0,0 5 0,-1 8 0,1 1 0,0-1 0,2 24 0,0-19 0,-1 3 0,-2-1 0,-7 38 0,6-30 0,1-1 0,3 60 0,0 18 0,-6-89 0,2-15 0,0-10 0,0-19 0,1 1 0,1-26 0,0-15 0,-7-172 0,5 113 0,2 135 0,0 1 0,-1-1 0,0 0 0,-1 0 0,-6 20 0,-5 13 0,4 1 0,3 1 0,1 0 0,1 71 0,5-112 0,0-1 0,0 2 0,-1-1 0,1 0 0,-1 0 0,0 0 0,0 0 0,0 0 0,-1 0 0,0 0 0,1-1 0,-5 6 0,5-7 0,-1-1 0,1 1 0,0 0 0,-1-1 0,1 0 0,-1 0 0,0 1 0,1-2 0,-1 1 0,-1 1 0,2-1 0,-1-1 0,0 1 0,0-1 0,0 1 0,0-1 0,0 1 0,0-1 0,0 0 0,0 0 0,0 0 0,0 0 0,0 0 0,-1-1 0,2 1 0,-5-1 0,4 0 0,1 1 0,-1-1 0,0 0 0,1 0 0,-1 1 0,0-1 0,1 0 0,-1 0 0,1 0 0,0 0 0,-1 0 0,1 0 0,0-1 0,0 1 0,0 0 0,-1 0 0,1-1 0,1 1 0,-1-1 0,0 0 0,0 1 0,1-1 0,-1 0 0,0 1 0,1-1 0,0 0 0,0 1 0,0-1 0,0 1 0,0-1 0,0 0 0,0 1 0,0-4 0,2-6 0,0 0 0,1 0 0,0 1 0,6-15 0,0 2 0,-2-1 0,0 0 0,-2 0 0,-1-1 0,2-39 0,-6 50 0,0-1 0,-2 1 0,0 0 0,0 0 0,-2 1 0,1-1 0,-1 0 0,-1 0 0,-11-19 0,15 31 0,-1 0 0,1 0 0,0 0 0,-1 1 0,0 0 0,1-1 0,-1 0 0,0 2 0,0-2 0,0 1 0,0 0 0,0 0 0,0 1 0,0-1 0,0 0 0,-1 0 0,1 1 0,0-1 0,-1 1 0,2 0 0,-2 0 0,1 0 0,-1 0 0,2 0 0,-2 0 0,1 1 0,0-1 0,0 1 0,-1 0 0,2 0 0,-2-1 0,1 1 0,0 0 0,0 1 0,1-1 0,-1 0 0,0 0 0,0 1 0,0-1 0,1 1 0,-2 1 0,-15 25 0,-27 53 0,-8 16 0,-45 44 0,97-138 0,-2 1 0,2-2 0,-2 1 0,2 0 0,-2 0 0,1 0 0,-1-1 0,0 1 0,0-2 0,0 2 0,1-2 0,-2 2 0,1-2 0,0 1 0,-1-1 0,1 1 0,0-2 0,-1 1 0,0 0 0,1 0 0,0 0 0,-6 0 0,5-1 0,-1 1 0,0 0 0,1 1 0,-1-1 0,0 1 0,1 0 0,0 1 0,0-1 0,1 0 0,-1 1 0,0 0 0,-6 5 0,3-1 0,6-7 0,1 0 0,0 1 0,-1-1 0,1 1 0,0-1 0,0 1 0,-1-1 0,1 0 0,-1 1 0,1-1 0,-1 0 0,0 1 0,1-1 0,-1 0 0,1 0 0,0 0 0,-1 0 0,1 0 0,-1 0 0,1 0 0,-1 0 0,0 0 0,1 0 0,-1 0 0,1 0 0,0 0 0,-1 0 0,0 0 0,0 0 0,1-1 0,-1 0 0,1 0 0,0 1 0,0-1 0,-1 0 0,1 1 0,0-1 0,0 0 0,-1 0 0,1 0 0,0 1 0,0-1 0,0 0 0,0 0 0,0 0 0,0 0 0,8-36 0,10-9 0,-9 28 0,-2-2 0,0 1 0,-1 0 0,-1-2 0,-1 1 0,0 0 0,0-27 0,-4 14 0,0 0 0,-3 1 0,-1-1 0,-9-36 0,3 29 0,-11 78 0,6-8 0,0 1 0,-2-2 0,-40 52 0,8-17 0,-105 124 0,141-172 0,-17 27 0,-9 10 0,24-35 0,2 1 0,0 1 0,-11 21 0,14-14 0,9-27 0,1 0 0,0 0 0,0 0 0,0 1 0,0-1 0,0 0 0,0 1 0,0-1 0,0 0 0,0 0 0,0 1 0,0-1 0,0 0 0,1 1 0,-1-1 0,0 0 0,0 0 0,0 1 0,0-1 0,0 0 0,0 0 0,1 0 0,-1 0 0,0 0 0,0 0 0,0 0 0,0 1 0,0-1 0,0 0 0,0 0 0,1 0 0,-1 0 0,1 1 0,14-6 0,69-43 0,-53 27 0,53-23 0,-72 39 0,1 0 0,-1 1 0,0 1 0,2 0 0,-1 0 0,-1 2 0,1 0 0,17 0 0,142 3 0,-67 13 0,-97-14 0,-1 1 0,0-1 0,1 1 0,-2 0 0,2 0 0,-1 1 0,-1 1 0,1-1 0,8 6 0,-6-6-1365,-2-1-5461</inkml:trace>
-</inkml:ink>
-</file>
-
-<file path=word/ink/ink3.xml><?xml version="1.0" encoding="utf-8"?>
-<inkml:ink xmlns:inkml="http://www.w3.org/2003/InkML">
-  <inkml:definitions>
-    <inkml:context xml:id="ctx0">
-      <inkml:inkSource xml:id="inkSrc0">
-        <inkml:traceFormat>
-          <inkml:channel name="X" type="integer" min="-2.14748E9" max="2.14748E9" units="cm"/>
-          <inkml:channel name="Y" type="integer" min="-2.14748E9" max="2.14748E9" units="cm"/>
-          <inkml:channel name="F" type="integer" max="32767" units="dev"/>
-        </inkml:traceFormat>
-        <inkml:channelProperties>
-          <inkml:channelProperty channel="X" name="resolution" value="1000" units="1/cm"/>
-          <inkml:channelProperty channel="Y" name="resolution" value="1000" units="1/cm"/>
-          <inkml:channelProperty channel="F" name="resolution" value="0" units="1/dev"/>
-        </inkml:channelProperties>
-      </inkml:inkSource>
-      <inkml:timestamp xml:id="ts0" timeString="2025-10-08T16:45:10.141"/>
-    </inkml:context>
-    <inkml:brush xml:id="br0">
-      <inkml:brushProperty name="width" value="0.025" units="cm"/>
-      <inkml:brushProperty name="height" value="0.025" units="cm"/>
-    </inkml:brush>
-  </inkml:definitions>
-  <inkml:trace contextRef="#ctx0" brushRef="#br0">136 636 24575,'71'-35'0,"215"-97"0,-231 111 0,0 2 0,2 3 0,79-13 0,-118 26 0,-12 1 0,-1 0 0,1 1 0,0 1 0,-1-1 0,0 1 0,1 0 0,0 0 0,-1 1 0,7 0 0,-12-1 0,1 0 0,-1 0 0,0 0 0,0 0 0,1 0 0,-1 1 0,0-1 0,0 0 0,1 0 0,-1 0 0,0 0 0,0 1 0,0-1 0,0 0 0,0 0 0,0 1 0,0-1 0,0 0 0,0 0 0,1 1 0,-1-1 0,0 0 0,0 0 0,0 0 0,0 0 0,0 0 0,0 1 0,0-1 0,0 0 0,0 1 0,0-1 0,0 0 0,0 0 0,0 1 0,0-1 0,-6 10 0,-13 6 0,-34 15 0,40-24 0,0 0 0,1 1 0,0 0 0,-20 18 0,31-25 0,0-1 0,0 1 0,0 0 0,0 0 0,0 0 0,1-1 0,-1 2 0,0-1 0,0 0 0,1 0 0,-1 0 0,1 0 0,0 1 0,-1-1 0,1-1 0,-1 2 0,1-1 0,0 0 0,-1 0 0,1 1 0,0-1 0,0 0 0,0 1 0,0-1 0,1 1 0,-1-2 0,0 2 0,1-1 0,-1 0 0,1 0 0,-1 0 0,0 1 0,1-1 0,-1-1 0,1 2 0,0-1 0,0 0 0,-1 0 0,1-1 0,0 1 0,0 0 0,1 1 0,3 2 0,0-2 0,-1 1 0,1 0 0,0-1 0,1 0 0,-1 0 0,0-1 0,9 3 0,51 3 0,0-1 0,110-6 0,-80-2 0,-20 2 0,128-6 0,-179 4 0,0-2 0,-1-1 0,1-1 0,-1 0 0,-1-2 0,32-15 0,-50 21 0,10-7 0,-15 7 0,-9 0 0,-30 4 0,24-1 0,-1-1 0,1-1 0,-18-2 0,28 2 0,0 0 0,1-1 0,-1 1 0,1-2 0,0 2 0,0-2 0,0 0 0,0 0 0,0 0 0,0 0 0,1-1 0,-9-7 0,4-1 0,1 1 0,0-2 0,0 1 0,1-1 0,0 0 0,2 0 0,-8-23 0,6 14 0,-2 1 0,-11-21 0,9 25 0,1 1 0,-1-1 0,-2 1 0,0 1 0,-19-18 0,27 28 0,0 1 0,-1 0 0,1 0 0,0 0 0,-1 1 0,0 0 0,0-1 0,1 2 0,-2-1 0,0 2 0,2-2 0,-2 2 0,0 0 0,1 0 0,-1 0 0,1 0 0,-1 1 0,0 0 0,-10 2 0,15-1 0,-1 0 0,0 0 0,0 0 0,1 0 0,-1 1 0,2-1 0,-2 0 0,1 1 0,0-1 0,0 2 0,0-2 0,0 1 0,0 1 0,0-2 0,1 2 0,-1-1 0,0 0 0,1 0 0,0 1 0,0-1 0,0 1 0,0 0 0,1-1 0,-1 1 0,0-1 0,0 5 0,-1 8 0,1 1 0,0-1 0,2 24 0,0-19 0,-1 3 0,-2-1 0,-7 38 0,6-30 0,1-1 0,3 60 0,0 18 0,-6-89 0,2-15 0,0-10 0,0-19 0,1 1 0,1-26 0,0-15 0,-7-172 0,5 113 0,2 135 0,0 1 0,-1-1 0,0 0 0,-1 0 0,-6 20 0,-5 13 0,4 1 0,3 1 0,1 0 0,1 71 0,5-112 0,0-1 0,0 2 0,-1-1 0,1 0 0,-1 0 0,0 0 0,0 0 0,0 0 0,-1 0 0,0 0 0,1-1 0,-5 6 0,5-7 0,-1-1 0,1 1 0,0 0 0,-1-1 0,1 0 0,-1 0 0,0 1 0,1-2 0,-1 1 0,-1 1 0,2-1 0,-1-1 0,0 1 0,0-1 0,0 1 0,0-1 0,0 1 0,0-1 0,0 0 0,0 0 0,0 0 0,0 0 0,0 0 0,-1-1 0,2 1 0,-5-1 0,4 0 0,1 1 0,-1-1 0,0 0 0,1 0 0,-1 1 0,0-1 0,1 0 0,-1 0 0,1 0 0,0 0 0,-1 0 0,1 0 0,0-1 0,0 1 0,0 0 0,-1 0 0,1-1 0,1 1 0,-1-1 0,0 0 0,0 1 0,1-1 0,-1 0 0,0 1 0,1-1 0,0 0 0,0 1 0,0-1 0,0 1 0,0-1 0,0 0 0,0 1 0,0-4 0,2-6 0,0 0 0,1 0 0,0 1 0,6-15 0,0 2 0,-2-1 0,0 0 0,-2 0 0,-1-1 0,2-39 0,-6 50 0,0-1 0,-2 1 0,0 0 0,0 0 0,-2 1 0,1-1 0,-1 0 0,-1 0 0,-11-19 0,15 31 0,-1 0 0,1 0 0,0 0 0,-1 1 0,0 0 0,1-1 0,-1 0 0,0 2 0,0-2 0,0 1 0,0 0 0,0 0 0,0 1 0,0-1 0,0 0 0,-1 0 0,1 1 0,0-1 0,-1 1 0,2 0 0,-2 0 0,1 0 0,-1 0 0,2 0 0,-2 0 0,1 1 0,0-1 0,0 1 0,-1 0 0,2 0 0,-2-1 0,1 1 0,0 0 0,0 1 0,1-1 0,-1 0 0,0 0 0,0 1 0,0-1 0,1 1 0,-2 1 0,-15 25 0,-27 53 0,-8 16 0,-45 44 0,97-138 0,-2 1 0,2-2 0,-2 1 0,2 0 0,-2 0 0,1 0 0,-1-1 0,0 1 0,0-2 0,0 2 0,1-2 0,-2 2 0,1-2 0,0 1 0,-1-1 0,1 1 0,0-2 0,-1 1 0,0 0 0,1 0 0,0 0 0,-6 0 0,5-1 0,-1 1 0,0 0 0,1 1 0,-1-1 0,0 1 0,1 0 0,0 1 0,0-1 0,1 0 0,-1 1 0,0 0 0,-6 5 0,3-1 0,6-7 0,1 0 0,0 1 0,-1-1 0,1 1 0,0-1 0,0 1 0,-1-1 0,1 0 0,-1 1 0,1-1 0,-1 0 0,0 1 0,1-1 0,-1 0 0,1 0 0,0 0 0,-1 0 0,1 0 0,-1 0 0,1 0 0,-1 0 0,0 0 0,1 0 0,-1 0 0,1 0 0,0 0 0,-1 0 0,0 0 0,0 0 0,1-1 0,-1 0 0,1 0 0,0 1 0,0-1 0,-1 0 0,1 1 0,0-1 0,0 0 0,-1 0 0,1 0 0,0 1 0,0-1 0,0 0 0,0 0 0,0 0 0,0 0 0,8-36 0,10-9 0,-9 28 0,-2-2 0,0 1 0,-1 0 0,-1-2 0,-1 1 0,0 0 0,0-27 0,-4 14 0,0 0 0,-3 1 0,-1-1 0,-9-36 0,3 29 0,-11 78 0,6-8 0,0 1 0,-2-2 0,-40 52 0,8-17 0,-105 124 0,141-172 0,-17 27 0,-9 10 0,24-35 0,2 1 0,0 1 0,-11 21 0,14-14 0,9-27 0,1 0 0,0 0 0,0 0 0,0 1 0,0-1 0,0 0 0,0 1 0,0-1 0,0 0 0,0 0 0,0 1 0,0-1 0,0 0 0,1 1 0,-1-1 0,0 0 0,0 0 0,0 1 0,0-1 0,0 0 0,0 0 0,1 0 0,-1 0 0,0 0 0,0 0 0,0 0 0,0 1 0,0-1 0,0 0 0,0 0 0,1 0 0,-1 0 0,1 1 0,14-6 0,69-43 0,-53 27 0,53-23 0,-72 39 0,1 0 0,-1 1 0,0 1 0,2 0 0,-1 0 0,-1 2 0,1 0 0,17 0 0,142 3 0,-67 13 0,-97-14 0,-1 1 0,0-1 0,1 1 0,-2 0 0,2 0 0,-1 1 0,-1 1 0,1-1 0,8 6 0,-6-6-1365,-2-1-5461</inkml:trace>
-</inkml:ink>
-</file>
-
-<file path=word/ink/ink4.xml><?xml version="1.0" encoding="utf-8"?>
-<inkml:ink xmlns:inkml="http://www.w3.org/2003/InkML">
-  <inkml:definitions>
-    <inkml:context xml:id="ctx0">
-      <inkml:inkSource xml:id="inkSrc0">
-        <inkml:traceFormat>
-          <inkml:channel name="X" type="integer" min="-2.14748E9" max="2.14748E9" units="cm"/>
-          <inkml:channel name="Y" type="integer" min="-2.14748E9" max="2.14748E9" units="cm"/>
-          <inkml:channel name="F" type="integer" max="32767" units="dev"/>
-        </inkml:traceFormat>
-        <inkml:channelProperties>
-          <inkml:channelProperty channel="X" name="resolution" value="1000" units="1/cm"/>
-          <inkml:channelProperty channel="Y" name="resolution" value="1000" units="1/cm"/>
-          <inkml:channelProperty channel="F" name="resolution" value="0" units="1/dev"/>
-        </inkml:channelProperties>
-      </inkml:inkSource>
-      <inkml:timestamp xml:id="ts0" timeString="2025-10-08T16:45:10.141"/>
-    </inkml:context>
-    <inkml:brush xml:id="br0">
-      <inkml:brushProperty name="width" value="0.025" units="cm"/>
-      <inkml:brushProperty name="height" value="0.025" units="cm"/>
-    </inkml:brush>
-  </inkml:definitions>
-  <inkml:trace contextRef="#ctx0" brushRef="#br0">136 636 24575,'71'-35'0,"215"-97"0,-231 111 0,0 2 0,2 3 0,79-13 0,-118 26 0,-12 1 0,-1 0 0,1 1 0,0 1 0,-1-1 0,0 1 0,1 0 0,0 0 0,-1 1 0,7 0 0,-12-1 0,1 0 0,-1 0 0,0 0 0,0 0 0,1 0 0,-1 1 0,0-1 0,0 0 0,1 0 0,-1 0 0,0 0 0,0 1 0,0-1 0,0 0 0,0 0 0,0 1 0,0-1 0,0 0 0,0 0 0,1 1 0,-1-1 0,0 0 0,0 0 0,0 0 0,0 0 0,0 0 0,0 1 0,0-1 0,0 0 0,0 1 0,0-1 0,0 0 0,0 0 0,0 1 0,0-1 0,-6 10 0,-13 6 0,-34 15 0,40-24 0,0 0 0,1 1 0,0 0 0,-20 18 0,31-25 0,0-1 0,0 1 0,0 0 0,0 0 0,0 0 0,1-1 0,-1 2 0,0-1 0,0 0 0,1 0 0,-1 0 0,1 0 0,0 1 0,-1-1 0,1-1 0,-1 2 0,1-1 0,0 0 0,-1 0 0,1 1 0,0-1 0,0 0 0,0 1 0,0-1 0,1 1 0,-1-2 0,0 2 0,1-1 0,-1 0 0,1 0 0,-1 0 0,0 1 0,1-1 0,-1-1 0,1 2 0,0-1 0,0 0 0,-1 0 0,1-1 0,0 1 0,0 0 0,1 1 0,3 2 0,0-2 0,-1 1 0,1 0 0,0-1 0,1 0 0,-1 0 0,0-1 0,9 3 0,51 3 0,0-1 0,110-6 0,-80-2 0,-20 2 0,128-6 0,-179 4 0,0-2 0,-1-1 0,1-1 0,-1 0 0,-1-2 0,32-15 0,-50 21 0,10-7 0,-15 7 0,-9 0 0,-30 4 0,24-1 0,-1-1 0,1-1 0,-18-2 0,28 2 0,0 0 0,1-1 0,-1 1 0,1-2 0,0 2 0,0-2 0,0 0 0,0 0 0,0 0 0,0 0 0,1-1 0,-9-7 0,4-1 0,1 1 0,0-2 0,0 1 0,1-1 0,0 0 0,2 0 0,-8-23 0,6 14 0,-2 1 0,-11-21 0,9 25 0,1 1 0,-1-1 0,-2 1 0,0 1 0,-19-18 0,27 28 0,0 1 0,-1 0 0,1 0 0,0 0 0,-1 1 0,0 0 0,0-1 0,1 2 0,-2-1 0,0 2 0,2-2 0,-2 2 0,0 0 0,1 0 0,-1 0 0,1 0 0,-1 1 0,0 0 0,-10 2 0,15-1 0,-1 0 0,0 0 0,0 0 0,1 0 0,-1 1 0,2-1 0,-2 0 0,1 1 0,0-1 0,0 2 0,0-2 0,0 1 0,0 1 0,0-2 0,1 2 0,-1-1 0,0 0 0,1 0 0,0 1 0,0-1 0,0 1 0,0 0 0,1-1 0,-1 1 0,0-1 0,0 5 0,-1 8 0,1 1 0,0-1 0,2 24 0,0-19 0,-1 3 0,-2-1 0,-7 38 0,6-30 0,1-1 0,3 60 0,0 18 0,-6-89 0,2-15 0,0-10 0,0-19 0,1 1 0,1-26 0,0-15 0,-7-172 0,5 113 0,2 135 0,0 1 0,-1-1 0,0 0 0,-1 0 0,-6 20 0,-5 13 0,4 1 0,3 1 0,1 0 0,1 71 0,5-112 0,0-1 0,0 2 0,-1-1 0,1 0 0,-1 0 0,0 0 0,0 0 0,0 0 0,-1 0 0,0 0 0,1-1 0,-5 6 0,5-7 0,-1-1 0,1 1 0,0 0 0,-1-1 0,1 0 0,-1 0 0,0 1 0,1-2 0,-1 1 0,-1 1 0,2-1 0,-1-1 0,0 1 0,0-1 0,0 1 0,0-1 0,0 1 0,0-1 0,0 0 0,0 0 0,0 0 0,0 0 0,0 0 0,-1-1 0,2 1 0,-5-1 0,4 0 0,1 1 0,-1-1 0,0 0 0,1 0 0,-1 1 0,0-1 0,1 0 0,-1 0 0,1 0 0,0 0 0,-1 0 0,1 0 0,0-1 0,0 1 0,0 0 0,-1 0 0,1-1 0,1 1 0,-1-1 0,0 0 0,0 1 0,1-1 0,-1 0 0,0 1 0,1-1 0,0 0 0,0 1 0,0-1 0,0 1 0,0-1 0,0 0 0,0 1 0,0-4 0,2-6 0,0 0 0,1 0 0,0 1 0,6-15 0,0 2 0,-2-1 0,0 0 0,-2 0 0,-1-1 0,2-39 0,-6 50 0,0-1 0,-2 1 0,0 0 0,0 0 0,-2 1 0,1-1 0,-1 0 0,-1 0 0,-11-19 0,15 31 0,-1 0 0,1 0 0,0 0 0,-1 1 0,0 0 0,1-1 0,-1 0 0,0 2 0,0-2 0,0 1 0,0 0 0,0 0 0,0 1 0,0-1 0,0 0 0,-1 0 0,1 1 0,0-1 0,-1 1 0,2 0 0,-2 0 0,1 0 0,-1 0 0,2 0 0,-2 0 0,1 1 0,0-1 0,0 1 0,-1 0 0,2 0 0,-2-1 0,1 1 0,0 0 0,0 1 0,1-1 0,-1 0 0,0 0 0,0 1 0,0-1 0,1 1 0,-2 1 0,-15 25 0,-27 53 0,-8 16 0,-45 44 0,97-138 0,-2 1 0,2-2 0,-2 1 0,2 0 0,-2 0 0,1 0 0,-1-1 0,0 1 0,0-2 0,0 2 0,1-2 0,-2 2 0,1-2 0,0 1 0,-1-1 0,1 1 0,0-2 0,-1 1 0,0 0 0,1 0 0,0 0 0,-6 0 0,5-1 0,-1 1 0,0 0 0,1 1 0,-1-1 0,0 1 0,1 0 0,0 1 0,0-1 0,1 0 0,-1 1 0,0 0 0,-6 5 0,3-1 0,6-7 0,1 0 0,0 1 0,-1-1 0,1 1 0,0-1 0,0 1 0,-1-1 0,1 0 0,-1 1 0,1-1 0,-1 0 0,0 1 0,1-1 0,-1 0 0,1 0 0,0 0 0,-1 0 0,1 0 0,-1 0 0,1 0 0,-1 0 0,0 0 0,1 0 0,-1 0 0,1 0 0,0 0 0,-1 0 0,0 0 0,0 0 0,1-1 0,-1 0 0,1 0 0,0 1 0,0-1 0,-1 0 0,1 1 0,0-1 0,0 0 0,-1 0 0,1 0 0,0 1 0,0-1 0,0 0 0,0 0 0,0 0 0,0 0 0,8-36 0,10-9 0,-9 28 0,-2-2 0,0 1 0,-1 0 0,-1-2 0,-1 1 0,0 0 0,0-27 0,-4 14 0,0 0 0,-3 1 0,-1-1 0,-9-36 0,3 29 0,-11 78 0,6-8 0,0 1 0,-2-2 0,-40 52 0,8-17 0,-105 124 0,141-172 0,-17 27 0,-9 10 0,24-35 0,2 1 0,0 1 0,-11 21 0,14-14 0,9-27 0,1 0 0,0 0 0,0 0 0,0 1 0,0-1 0,0 0 0,0 1 0,0-1 0,0 0 0,0 0 0,0 1 0,0-1 0,0 0 0,1 1 0,-1-1 0,0 0 0,0 0 0,0 1 0,0-1 0,0 0 0,0 0 0,1 0 0,-1 0 0,0 0 0,0 0 0,0 0 0,0 1 0,0-1 0,0 0 0,0 0 0,1 0 0,-1 0 0,1 1 0,14-6 0,69-43 0,-53 27 0,53-23 0,-72 39 0,1 0 0,-1 1 0,0 1 0,2 0 0,-1 0 0,-1 2 0,1 0 0,17 0 0,142 3 0,-67 13 0,-97-14 0,-1 1 0,0-1 0,1 1 0,-2 0 0,2 0 0,-1 1 0,-1 1 0,1-1 0,8 6 0,-6-6-1365,-2-1-5461</inkml:trace>
-</inkml:ink>
 </file>
 
 <file path=word/theme/theme1.xml><?xml version="1.0" encoding="utf-8"?>
@@ -3458,6 +3304,10 @@
 </file>
 
 <file path=customXml/item1.xml><?xml version="1.0" encoding="utf-8"?>
+<b:Sources xmlns:b="http://schemas.openxmlformats.org/officeDocument/2006/bibliography" xmlns="http://schemas.openxmlformats.org/officeDocument/2006/bibliography" SelectedStyle="/APA.XSL" StyleName="APA"/>
+</file>
+
+<file path=customXml/item2.xml><?xml version="1.0" encoding="utf-8"?>
 <ct:contentTypeSchema xmlns:ct="http://schemas.microsoft.com/office/2006/metadata/contentType" xmlns:ma="http://schemas.microsoft.com/office/2006/metadata/properties/metaAttributes" ct:_="" ma:_="" ma:contentTypeName="Document" ma:contentTypeID="0x010100C217AE047BCD68489F4B8D4A7D46C807" ma:contentTypeVersion="10" ma:contentTypeDescription="Create a new document." ma:contentTypeScope="" ma:versionID="f036f3b709d3b7a6b0bd7186b996b0d2">
   <xsd:schema xmlns:xsd="http://www.w3.org/2001/XMLSchema" xmlns:xs="http://www.w3.org/2001/XMLSchema" xmlns:p="http://schemas.microsoft.com/office/2006/metadata/properties" xmlns:ns2="a2666d78-69b8-45f2-91dc-7f1b7dff8d7f" targetNamespace="http://schemas.microsoft.com/office/2006/metadata/properties" ma:root="true" ma:fieldsID="187fe7c10cce9fd831de3c4f92e8b2e6" ns2:_="">
     <xsd:import namespace="a2666d78-69b8-45f2-91dc-7f1b7dff8d7f"/>
@@ -3635,20 +3485,7 @@
 </ct:contentTypeSchema>
 </file>
 
-<file path=customXml/item2.xml><?xml version="1.0" encoding="utf-8"?>
-<b:Sources xmlns:b="http://schemas.openxmlformats.org/officeDocument/2006/bibliography" xmlns="http://schemas.openxmlformats.org/officeDocument/2006/bibliography" SelectedStyle="/APA.XSL" StyleName="APA"/>
-</file>
-
 <file path=customXml/item3.xml><?xml version="1.0" encoding="utf-8"?>
-<?mso-contentType ?>
-<FormTemplates xmlns="http://schemas.microsoft.com/sharepoint/v3/contenttype/forms">
-  <Display>DocumentLibraryForm</Display>
-  <Edit>DocumentLibraryForm</Edit>
-  <New>DocumentLibraryForm</New>
-</FormTemplates>
-</file>
-
-<file path=customXml/item4.xml><?xml version="1.0" encoding="utf-8"?>
 <p:properties xmlns:p="http://schemas.microsoft.com/office/2006/metadata/properties" xmlns:xsi="http://www.w3.org/2001/XMLSchema-instance" xmlns:pc="http://schemas.microsoft.com/office/infopath/2007/PartnerControls">
   <documentManagement>
     <lcf76f155ced4ddcb4097134ff3c332f xmlns="a2666d78-69b8-45f2-91dc-7f1b7dff8d7f">
@@ -3658,7 +3495,24 @@
 </p:properties>
 </file>
 
+<file path=customXml/item4.xml><?xml version="1.0" encoding="utf-8"?>
+<?mso-contentType ?>
+<FormTemplates xmlns="http://schemas.microsoft.com/sharepoint/v3/contenttype/forms">
+  <Display>DocumentLibraryForm</Display>
+  <Edit>DocumentLibraryForm</Edit>
+  <New>DocumentLibraryForm</New>
+</FormTemplates>
+</file>
+
 <file path=customXml/itemProps1.xml><?xml version="1.0" encoding="utf-8"?>
+<ds:datastoreItem xmlns:ds="http://schemas.openxmlformats.org/officeDocument/2006/customXml" ds:itemID="{E4AE0C3A-0FA9-4C43-9C1B-21A9FF400F66}">
+  <ds:schemaRefs>
+    <ds:schemaRef ds:uri="http://schemas.openxmlformats.org/officeDocument/2006/bibliography"/>
+  </ds:schemaRefs>
+</ds:datastoreItem>
+</file>
+
+<file path=customXml/itemProps2.xml><?xml version="1.0" encoding="utf-8"?>
 <ds:datastoreItem xmlns:ds="http://schemas.openxmlformats.org/officeDocument/2006/customXml" ds:itemID="{1159C3DE-8AC9-4822-A1F3-F08C0A122E6D}">
   <ds:schemaRefs>
     <ds:schemaRef ds:uri="http://schemas.microsoft.com/office/2006/metadata/contentType"/>
@@ -3676,23 +3530,7 @@
 </ds:datastoreItem>
 </file>
 
-<file path=customXml/itemProps2.xml><?xml version="1.0" encoding="utf-8"?>
-<ds:datastoreItem xmlns:ds="http://schemas.openxmlformats.org/officeDocument/2006/customXml" ds:itemID="{E4AE0C3A-0FA9-4C43-9C1B-21A9FF400F66}">
-  <ds:schemaRefs>
-    <ds:schemaRef ds:uri="http://schemas.openxmlformats.org/officeDocument/2006/bibliography"/>
-  </ds:schemaRefs>
-</ds:datastoreItem>
-</file>
-
 <file path=customXml/itemProps3.xml><?xml version="1.0" encoding="utf-8"?>
-<ds:datastoreItem xmlns:ds="http://schemas.openxmlformats.org/officeDocument/2006/customXml" ds:itemID="{8367C963-4028-499C-AB75-953305AF54E3}">
-  <ds:schemaRefs>
-    <ds:schemaRef ds:uri="http://schemas.microsoft.com/sharepoint/v3/contenttype/forms"/>
-  </ds:schemaRefs>
-</ds:datastoreItem>
-</file>
-
-<file path=customXml/itemProps4.xml><?xml version="1.0" encoding="utf-8"?>
 <ds:datastoreItem xmlns:ds="http://schemas.openxmlformats.org/officeDocument/2006/customXml" ds:itemID="{C81BFD29-A50D-47AC-B958-F23E33CFEEBE}">
   <ds:schemaRefs>
     <ds:schemaRef ds:uri="http://schemas.microsoft.com/office/2006/metadata/properties"/>
@@ -3700,4 +3538,12 @@
     <ds:schemaRef ds:uri="a2666d78-69b8-45f2-91dc-7f1b7dff8d7f"/>
   </ds:schemaRefs>
 </ds:datastoreItem>
+</file>
+
+<file path=customXml/itemProps4.xml><?xml version="1.0" encoding="utf-8"?>
+<ds:datastoreItem xmlns:ds="http://schemas.openxmlformats.org/officeDocument/2006/customXml" ds:itemID="{8367C963-4028-499C-AB75-953305AF54E3}">
+  <ds:schemaRefs>
+    <ds:schemaRef ds:uri="http://schemas.microsoft.com/sharepoint/v3/contenttype/forms"/>
+  </ds:schemaRefs>
+</ds:datastoreItem>
 </file>